--- a/oto1-order-form/2268xl8v8o/order-form.docx
+++ b/oto1-order-form/2268xl8v8o/order-form.docx
@@ -207,7 +207,7 @@
           </w:tcPr>
           <w:p>
             <w:r>
-              <w:t>Outer fabric and colour</w:t>
+              <w:t>Outer fabric and color</w:t>
             </w:r>
           </w:p>
         </w:tc>
@@ -809,7 +809,7 @@
         <w:pStyle w:val="ListBullet"/>
       </w:pPr>
       <w:r>
-        <w:t>The order is confirmed once the deposit is paid. The deposit buys the materials and reserves your spot in my diary.</w:t>
+        <w:t>The order is confirmed once the deposit is paid. The deposit buys the materials and reserves your spot in my schedule.</w:t>
       </w:r>
     </w:p>
     <w:p>
